--- a/GDD_Reclaimed.docx
+++ b/GDD_Reclaimed.docx
@@ -86,7 +86,7 @@
           <w:noProof/>
         </w:rPr>
         <w:drawing>
-          <wp:inline distT="0" distB="0" distL="0" distR="0" wp14:anchorId="0D80B443" wp14:editId="486CF901">
+          <wp:inline distT="0" distB="0" distL="0" distR="0" wp14:anchorId="0D80B443" wp14:editId="5955A42C">
             <wp:extent cx="5731510" cy="726440"/>
             <wp:effectExtent l="0" t="0" r="0" b="0"/>
             <wp:docPr id="713812931" name="Immagine 8"/>
@@ -3439,13 +3439,23 @@
         <w:t>e barbare</w:t>
       </w:r>
       <w:r>
-        <w:t>, che attaccano brandendo dei tronchi come arm</w:t>
+        <w:t xml:space="preserve">, </w:t>
+      </w:r>
+      <w:r>
+        <w:t>pattugliano il territorio e</w:t>
+      </w:r>
+      <w:r>
+        <w:t xml:space="preserve"> attaccano brandendo dei tronchi come arm</w:t>
       </w:r>
       <w:r>
         <w:t>i</w:t>
       </w:r>
       <w:r>
-        <w:t>. Rappresentano la minaccia diffusa sulla mappa e costituiscono la sfida principale durante l'esplorazione.</w:t>
+        <w:t xml:space="preserve">. Rappresentano la </w:t>
+      </w:r>
+      <w:r>
+        <w:lastRenderedPageBreak/>
+        <w:t>minaccia diffusa sulla mappa e costituiscono la sfida principale durante l'esplorazione.</w:t>
       </w:r>
     </w:p>
     <w:p>
@@ -3462,11 +3472,16 @@
           <w:b/>
           <w:bCs/>
         </w:rPr>
-        <w:lastRenderedPageBreak/>
         <w:t>Comportamento</w:t>
       </w:r>
       <w:r>
-        <w:t>: attaccano il giocatore quando entra nel loro raggio d'azione, colpendo a corto raggio con il tronco impugnato</w:t>
+        <w:t xml:space="preserve">: </w:t>
+      </w:r>
+      <w:r>
+        <w:t xml:space="preserve">pattugliamento nello stato non offensivo; </w:t>
+      </w:r>
+      <w:r>
+        <w:t>attaccano il giocatore quando entra nel loro raggio d'azione, colpendo a corto raggio con il tronco impugnato</w:t>
       </w:r>
     </w:p>
     <w:p>
@@ -3722,7 +3737,11 @@
         <w:t>sua casa</w:t>
       </w:r>
       <w:r>
-        <w:t>. Dopo un lungo periodo lontano dalla propria terra, il protagonista fa ritorno via nave. Al suo arrivo scopre che l'isola è stata invasa e conquistata da un'orda di orchi, che ne hanno preso il controllo occupando il territorio</w:t>
+        <w:t xml:space="preserve">. Dopo un lungo periodo lontano dalla propria terra, il </w:t>
+      </w:r>
+      <w:r>
+        <w:lastRenderedPageBreak/>
+        <w:t>protagonista fa ritorno via nave. Al suo arrivo scopre che l'isola è stata invasa e conquistata da un'orda di orchi, che ne hanno preso il controllo occupando il territorio</w:t>
       </w:r>
       <w:r>
         <w:t xml:space="preserve"> locale</w:t>
@@ -3751,7 +3770,6 @@
         <w:spacing w:after="220"/>
       </w:pPr>
       <w:r>
-        <w:lastRenderedPageBreak/>
         <w:t>Consapevole della minaccia, l'avventuriero decide di affrontare da solo l'invasione: dovrà attraversare l'isola, sconfiggere gli orchi che la presidiano, abbattere il loro capo e riconquistare il trono. Non si tratta di un esercito contro un esercito, ma di un singolo eroe che si oppone a un'intera orda: questo squilibrio di forze è parte dell'identità del gioco e giustifica meccanicamente la necessità di raccogliere potenziamenti lungo il percorso, oltre a spiegare perché il combattimento resti volutamente essenziale, affidato a un'unica arma.</w:t>
       </w:r>
     </w:p>
@@ -3851,11 +3869,8 @@
         <w:spacing w:after="220"/>
       </w:pPr>
       <w:r>
-        <w:t xml:space="preserve">Il giocatore avanza quindi attraverso la mappa dell'isola, affrontando gruppi di orchi sparsi nell'ambiente e raccogliendo monete e oggetti di recupero vita lungo il percorso. La mappa è organizzata come un unico </w:t>
-      </w:r>
-      <w:r>
         <w:lastRenderedPageBreak/>
-        <w:t>grande spazio esplorabile</w:t>
+        <w:t>Il giocatore avanza quindi attraverso la mappa dell'isola, affrontando gruppi di orchi sparsi nell'ambiente e raccogliendo monete e oggetti di recupero vita lungo il percorso. La mappa è organizzata come un unico grande spazio esplorabile</w:t>
       </w:r>
       <w:r>
         <w:t xml:space="preserve"> con</w:t>
@@ -4204,11 +4219,8 @@
         <w:spacing w:after="220"/>
       </w:pPr>
       <w:r>
-        <w:t xml:space="preserve">L'obiettivo del giocatore è attraversare l'isola sconfiggendo gli orchi che la presidiano, raccogliendo monete e potenziamenti lungo il tragitto, e </w:t>
-      </w:r>
-      <w:r>
         <w:lastRenderedPageBreak/>
-        <w:t xml:space="preserve">infine sconfiggere </w:t>
+        <w:t xml:space="preserve">L'obiettivo del giocatore è attraversare l'isola sconfiggendo gli orchi che la presidiano, raccogliendo monete e potenziamenti lungo il tragitto, e infine sconfiggere </w:t>
       </w:r>
       <w:r>
         <w:t>il generale degli orchi</w:t>
@@ -4553,11 +4565,11 @@
         <w:t xml:space="preserve">le azioni offensive sono </w:t>
       </w:r>
       <w:r>
-        <w:t xml:space="preserve">con la spada, e l'unica difesa a disposizione del giocatore è il movimento, cioè allontanarsi o riposizionarsi rispetto ai nemici. Questa scelta mantiene lo schema di controllo minimale e accessibile, spostando </w:t>
+        <w:t xml:space="preserve">con la spada, e l'unica difesa a disposizione del giocatore è </w:t>
       </w:r>
       <w:r>
         <w:lastRenderedPageBreak/>
-        <w:t>la sfida sulla lettura dei pattern nemici e sulla gestione dello spazio più che su un ventaglio ampio di tecniche.</w:t>
+        <w:t>il movimento, cioè allontanarsi o riposizionarsi rispetto ai nemici. Questa scelta mantiene lo schema di controllo minimale e accessibile, spostando la sfida sulla lettura dei pattern nemici e sulla gestione dello spazio più che su un ventaglio ampio di tecniche.</w:t>
       </w:r>
     </w:p>
     <w:p>
@@ -4672,6 +4684,7 @@
         <w:spacing w:after="110"/>
       </w:pPr>
       <w:r>
+        <w:lastRenderedPageBreak/>
         <w:t>Danno dell'attacco</w:t>
       </w:r>
       <w:r>
@@ -4694,7 +4707,6 @@
         <w:spacing w:after="110"/>
       </w:pPr>
       <w:r>
-        <w:lastRenderedPageBreak/>
         <w:t>Danno dell'attacco pesante del giocatore con la spada: 30 unità</w:t>
       </w:r>
     </w:p>
@@ -4853,7 +4865,6 @@
         <w:spacing w:before="340" w:after="170"/>
       </w:pPr>
       <w:r>
-        <w:lastRenderedPageBreak/>
         <w:t>Oggetti e power-up</w:t>
       </w:r>
       <w:bookmarkEnd w:id="20"/>
@@ -4969,6 +4980,7 @@
         <w:spacing w:after="220"/>
       </w:pPr>
       <w:r>
+        <w:lastRenderedPageBreak/>
         <w:t>Il giocatore raggiunge il “Game Over” quando la barra vita si esaurisce completamente a causa dei danni subiti</w:t>
       </w:r>
       <w:r>
@@ -4980,7 +4992,6 @@
         <w:spacing w:after="220"/>
       </w:pPr>
       <w:r>
-        <w:lastRenderedPageBreak/>
         <w:t>Viene mostrato un menu dove sarà possibile ricominciare il livello, tornare al menu oppure chiudere direttamente il gioco.</w:t>
       </w:r>
     </w:p>
@@ -5124,6 +5135,7 @@
                 <w:b/>
                 <w:bCs/>
               </w:rPr>
+              <w:lastRenderedPageBreak/>
               <w:t>Zona</w:t>
             </w:r>
           </w:p>
@@ -5246,7 +5258,6 @@
           </w:tcPr>
           <w:p>
             <w:r>
-              <w:lastRenderedPageBreak/>
               <w:t>Area rovine</w:t>
             </w:r>
           </w:p>
@@ -5334,10 +5345,7 @@
           </w:tcPr>
           <w:p>
             <w:r>
-              <w:t>T</w:t>
-            </w:r>
-            <w:r>
-              <w:t>rigger di completamento livello</w:t>
+              <w:t>Trigger di completamento livello</w:t>
             </w:r>
           </w:p>
         </w:tc>
@@ -5428,6 +5436,7 @@
         <w:spacing w:after="220"/>
       </w:pPr>
       <w:r>
+        <w:lastRenderedPageBreak/>
         <w:t>Il gioco adotta uno stile grafico pixel-art, con visuale dall'alto (top-down), che richiama l'estetica de</w:t>
       </w:r>
       <w:r>
@@ -5649,6 +5658,7 @@
           <w:b/>
           <w:bCs/>
         </w:rPr>
+        <w:lastRenderedPageBreak/>
         <w:t>Barra vita</w:t>
       </w:r>
       <w:r>
@@ -5668,7 +5678,6 @@
         <w:rPr>
           <w:noProof/>
         </w:rPr>
-        <w:lastRenderedPageBreak/>
         <w:drawing>
           <wp:anchor distT="0" distB="0" distL="114300" distR="114300" simplePos="0" relativeHeight="251666432" behindDoc="0" locked="0" layoutInCell="1" allowOverlap="1" wp14:anchorId="4576F42A" wp14:editId="77A2D5BE">
             <wp:simplePos x="0" y="0"/>
@@ -5938,7 +5947,6 @@
         <w:pStyle w:val="Titolo1"/>
       </w:pPr>
       <w:r>
-        <w:lastRenderedPageBreak/>
         <w:t>Dettagli Tecnici</w:t>
       </w:r>
       <w:bookmarkEnd w:id="32"/>
